--- a/docs/Review_Agent_上下文工具接口文档.docx
+++ b/docs/Review_Agent_上下文工具接口文档.docx
@@ -697,25 +697,23 @@
         <w:shd w:fill="F5F5F5"/>
       </w:pPr>
       <w:r>
-        <w:rPr>
-          <w:rFonts w:ascii="Consolas" w:hAnsi="Consolas" w:eastAsia="Microsoft YaHei"/>
-          <w:sz w:val="15"/>
-        </w:rPr>
         <w:t>1. 工程服务调用 /context/index 构建仓库索引，得到 review_tasks</w:t>
         <w:br/>
         <w:t>2. 调度器把单个 task 分配给对应 review agent</w:t>
         <w:br/>
         <w:t>3. agent 调用 /context/task-package/{task_id} 获取任务包</w:t>
         <w:br/>
-        <w:t>4. agent 优先阅读 initial_context</w:t>
+        <w:t>4. agent 优先阅读轻量 initial_context，确认目标、关注点和 suggested_next_tool</w:t>
         <w:br/>
-        <w:t>5. agent 判断上下文是否足够</w:t>
+        <w:t>5. agent 调用 /context/tasks/{task_id}/graph-slice 获取任务局部图总览</w:t>
         <w:br/>
-        <w:t>6. 上下文不足时，优先调用 /context/related-context</w:t>
+        <w:t>6. agent 根据局部图选择重点节点</w:t>
         <w:br/>
-        <w:t>7. 需要精确信息时，再调用 file-snippet / node-detail / callers / callees</w:t>
+        <w:t>7. 上下文不足时，调用 /context/related-context 补充源码片段和相关符号</w:t>
         <w:br/>
-        <w:t>8. 任务完成、阻塞或跳过时，调用 /context/task-feedback 反馈状态</w:t>
+        <w:t>8. 需要精确信息时，再调用 file-snippet / node-detail / callers / callees</w:t>
+        <w:br/>
+        <w:t>9. 任务完成、阻塞或跳过时，调用 /context/task-feedback 反馈状态</w:t>
       </w:r>
     </w:p>
     <w:p>
@@ -723,11 +721,7 @@
         <w:spacing w:after="80"/>
       </w:pPr>
       <w:r>
-        <w:rPr>
-          <w:rFonts w:ascii="Microsoft YaHei" w:hAnsi="Microsoft YaHei" w:eastAsia="Microsoft YaHei"/>
-          <w:sz w:val="20"/>
-        </w:rPr>
-        <w:t>登录接口安全评审示例：任务目标是检查 POST /login 的输入校验、认证调用和异常处理。agent 先获取 task package，再读取 initial_context；如果发现 login() 调用了 authenticate() 且缺少实现，则调用 node-detail；如果需要追踪上游入口，再调用 callers。任务结束后通过 task-feedback 反馈任务状态。</w:t>
+        <w:t>登录接口安全评审示例：任务目标是检查 POST /login 的输入校验、认证调用和异常处理。agent 先获取 task package，读取轻量 initial_context；随后调用 graph-slice 查看 task-local 调用关系。如果发现 login() 调用了 authenticate() 且缺少实现，则调用 node-detail 或 related-context；如果需要追踪上游入口，再调用 callers。任务结束后通过 task-feedback 反馈任务状态。</w:t>
       </w:r>
     </w:p>
     <w:p>
@@ -1353,19 +1347,7 @@
         <w:spacing w:after="80"/>
       </w:pPr>
       <w:r>
-        <w:rPr>
-          <w:rFonts w:ascii="Microsoft YaHei" w:hAnsi="Microsoft YaHei" w:eastAsia="Microsoft YaHei"/>
-          <w:b/>
-          <w:sz w:val="20"/>
-        </w:rPr>
-        <w:t>作用：</w:t>
-      </w:r>
-      <w:r>
-        <w:rPr>
-          <w:rFonts w:ascii="Microsoft YaHei" w:hAnsi="Microsoft YaHei" w:eastAsia="Microsoft YaHei"/>
-          <w:sz w:val="20"/>
-        </w:rPr>
-        <w:t>下游 agent 获取单个评审任务的完整任务包，包括任务目标、初始上下文、可用工具和上下文扩展限制。</w:t>
+        <w:t>作用：下游 agent 获取单个评审任务的任务包，包括任务目标、轻量 initial_context、可用工具和上下文扩展限制。initial_context 只承担任务入口和工具引导职责，不预塞完整源码或完整调用图。</w:t>
       </w:r>
     </w:p>
     <w:tbl>
@@ -2003,11 +1985,7 @@
         <w:spacing w:after="80"/>
       </w:pPr>
       <w:r>
-        <w:rPr>
-          <w:rFonts w:ascii="Microsoft YaHei" w:hAnsi="Microsoft YaHei" w:eastAsia="Microsoft YaHei"/>
-          <w:sz w:val="20"/>
-        </w:rPr>
-        <w:t>下游重点读取：target、focus_points、initial_context、available_tools、context_policy。</w:t>
+        <w:t>下游重点读取：target、focus_points、initial_context.suggested_next_tool、available_tools、context_policy。阶段 9 后应优先调用 get_task_graph_slice。</w:t>
       </w:r>
     </w:p>
     <w:p>
@@ -2028,19 +2006,7 @@
         <w:spacing w:after="80"/>
       </w:pPr>
       <w:r>
-        <w:rPr>
-          <w:rFonts w:ascii="Microsoft YaHei" w:hAnsi="Microsoft YaHei" w:eastAsia="Microsoft YaHei"/>
-          <w:b/>
-          <w:sz w:val="20"/>
-        </w:rPr>
-        <w:t>作用：</w:t>
-      </w:r>
-      <w:r>
-        <w:rPr>
-          <w:rFonts w:ascii="Microsoft YaHei" w:hAnsi="Microsoft YaHei" w:eastAsia="Microsoft YaHei"/>
-          <w:sz w:val="20"/>
-        </w:rPr>
-        <w:t>当初始上下文不足时，优先获取任务相关的文件、符号、源码片段和局部调用图。</w:t>
+        <w:t>作用：在看过 task-local graph slice 后，按需补充任务相关的文件、符号、源码片段和局部调用图。</w:t>
       </w:r>
     </w:p>
     <w:tbl>
@@ -5734,6 +5700,26 @@
       </w:tr>
     </w:tbl>
     <w:p/>
+    <w:p>
+      <w:r>
+        <w:t>4.6 任务局部图接口：GET /context/tasks/{task_id}/graph-slice</w:t>
+      </w:r>
+    </w:p>
+    <w:p>
+      <w:r>
+        <w:t>作用：下游 agent 在读取任务包后优先调用该接口，获取 nodes、edges、boundary_nodes、truncated、target、depth 等字段。该接口只返回 task-local graph slice，不暴露完整仓库 graph。</w:t>
+      </w:r>
+    </w:p>
+    <w:p>
+      <w:r>
+        <w:t>GET /context/tasks/task_route_post_login/graph-slice?repo_id=sample-repo&amp;depth=2</w:t>
+      </w:r>
+    </w:p>
+    <w:p>
+      <w:r>
+        <w:t>下游重点读取：nodes 用于选择重点符号，edges 用于理解任务内调用方向，boundary_nodes 用于识别被范围或深度限制截断的相邻节点。</w:t>
+      </w:r>
+    </w:p>
     <w:p>
       <w:pPr>
         <w:pStyle w:val="Heading1"/>
@@ -7795,11 +7781,7 @@
         <w:spacing w:after="80"/>
       </w:pPr>
       <w:r>
-        <w:rPr>
-          <w:rFonts w:ascii="Microsoft YaHei" w:hAnsi="Microsoft YaHei" w:eastAsia="Microsoft YaHei"/>
-          <w:sz w:val="20"/>
-        </w:rPr>
-        <w:t>下面示例展示下游 agent 如何获取任务包、扩展相关上下文，并提交任务反馈。</w:t>
+        <w:t>下面示例展示下游 agent 如何获取任务包、先读取 task-local graph slice、再扩展相关上下文，并提交任务反馈。</w:t>
       </w:r>
     </w:p>
     <w:p>
@@ -7808,95 +7790,13 @@
         <w:shd w:fill="F5F5F5"/>
       </w:pPr>
       <w:r>
-        <w:rPr>
-          <w:rFonts w:ascii="Consolas" w:hAnsi="Consolas" w:eastAsia="Microsoft YaHei"/>
-          <w:sz w:val="14"/>
-        </w:rPr>
-        <w:t>import requests</w:t>
-        <w:br/>
-        <w:br/>
-        <w:t>BASE_URL = "http://localhost:8080"</w:t>
-        <w:br/>
-        <w:t>REPO_ID = "sample-repo"</w:t>
-        <w:br/>
-        <w:t>TASK_ID = "task_route_post_login"</w:t>
-        <w:br/>
-        <w:t>AGENT = "security-review-agent"</w:t>
-        <w:br/>
-        <w:br/>
-        <w:t>def get_task_package():</w:t>
+        <w:t>def get_task_graph_slice():</w:t>
         <w:br/>
         <w:t xml:space="preserve">    resp = requests.get(</w:t>
         <w:br/>
-        <w:t xml:space="preserve">        f"{BASE_URL}/context/task-package/{TASK_ID}",</w:t>
+        <w:t xml:space="preserve">        f"{BASE_URL}/context/tasks/{TASK_ID}/graph-slice",</w:t>
         <w:br/>
-        <w:t xml:space="preserve">        params={"repo_id": REPO_ID}</w:t>
-        <w:br/>
-        <w:t xml:space="preserve">    )</w:t>
-        <w:br/>
-        <w:t xml:space="preserve">    resp.raise_for_status()</w:t>
-        <w:br/>
-        <w:t xml:space="preserve">    return resp.json()</w:t>
-        <w:br/>
-        <w:br/>
-        <w:t>def get_related_context(task):</w:t>
-        <w:br/>
-        <w:t xml:space="preserve">    resp = requests.post(</w:t>
-        <w:br/>
-        <w:t xml:space="preserve">        f"{BASE_URL}/context/related-context",</w:t>
-        <w:br/>
-        <w:t xml:space="preserve">        json={</w:t>
-        <w:br/>
-        <w:t xml:space="preserve">            "repo_id": REPO_ID,</w:t>
-        <w:br/>
-        <w:t xml:space="preserve">            "task_id": TASK_ID,</w:t>
-        <w:br/>
-        <w:t xml:space="preserve">            "target_file": task["target"]["file_path"],</w:t>
-        <w:br/>
-        <w:t xml:space="preserve">            "review_dimension": task["review_dimension"],</w:t>
-        <w:br/>
-        <w:t xml:space="preserve">            "tags": task.get("tags", []),</w:t>
-        <w:br/>
-        <w:t xml:space="preserve">            "max_depth": 1,</w:t>
-        <w:br/>
-        <w:t xml:space="preserve">            "max_files": 3</w:t>
-        <w:br/>
-        <w:t xml:space="preserve">        }</w:t>
-        <w:br/>
-        <w:t xml:space="preserve">    )</w:t>
-        <w:br/>
-        <w:t xml:space="preserve">    resp.raise_for_status()</w:t>
-        <w:br/>
-        <w:t xml:space="preserve">    return resp.json()</w:t>
-        <w:br/>
-        <w:br/>
-        <w:t>def submit_feedback(status, context_sufficient, message):</w:t>
-        <w:br/>
-        <w:t xml:space="preserve">    resp = requests.post(</w:t>
-        <w:br/>
-        <w:t xml:space="preserve">        f"{BASE_URL}/context/task-feedback",</w:t>
-        <w:br/>
-        <w:t xml:space="preserve">        json={</w:t>
-        <w:br/>
-        <w:t xml:space="preserve">            "repo_id": REPO_ID,</w:t>
-        <w:br/>
-        <w:t xml:space="preserve">            "task_id": TASK_ID,</w:t>
-        <w:br/>
-        <w:t xml:space="preserve">            "agent": AGENT,</w:t>
-        <w:br/>
-        <w:t xml:space="preserve">            "status": status,</w:t>
-        <w:br/>
-        <w:t xml:space="preserve">            "context_sufficient": context_sufficient,</w:t>
-        <w:br/>
-        <w:t xml:space="preserve">            "feedback_type": "task_status",</w:t>
-        <w:br/>
-        <w:t xml:space="preserve">            "message": message,</w:t>
-        <w:br/>
-        <w:t xml:space="preserve">            "need_more_context": not context_sufficient,</w:t>
-        <w:br/>
-        <w:t xml:space="preserve">            "requested_context": []</w:t>
-        <w:br/>
-        <w:t xml:space="preserve">        }</w:t>
+        <w:t xml:space="preserve">        params={"repo_id": REPO_ID, "depth": 2}</w:t>
         <w:br/>
         <w:t xml:space="preserve">    )</w:t>
         <w:br/>
@@ -7907,9 +7807,9 @@
         <w:br/>
         <w:t>task = get_task_package()</w:t>
         <w:br/>
+        <w:t>graph_slice = get_task_graph_slice()</w:t>
+        <w:br/>
         <w:t>related_context = get_related_context(task)</w:t>
-        <w:br/>
-        <w:t>submit_feedback("completed", True, "任务已完成，上下文足够支持本轮评审。")</w:t>
       </w:r>
     </w:p>
     <w:p>
@@ -7957,11 +7857,7 @@
         <w:ind w:left="288"/>
       </w:pPr>
       <w:r>
-        <w:rPr>
-          <w:rFonts w:ascii="Microsoft YaHei" w:hAnsi="Microsoft YaHei" w:eastAsia="Microsoft YaHei"/>
-          <w:sz w:val="18"/>
-        </w:rPr>
-        <w:t>□ agent 会优先使用 initial_context。</w:t>
+        <w:t>□ agent 会优先读取轻量 initial_context，并随后调用 /context/tasks/{task_id}/graph-slice。</w:t>
       </w:r>
     </w:p>
     <w:p>
@@ -7970,11 +7866,7 @@
         <w:ind w:left="288"/>
       </w:pPr>
       <w:r>
-        <w:rPr>
-          <w:rFonts w:ascii="Microsoft YaHei" w:hAnsi="Microsoft YaHei" w:eastAsia="Microsoft YaHei"/>
-          <w:sz w:val="18"/>
-        </w:rPr>
-        <w:t>□ 上下文不足时会优先调用 /context/related-context。</w:t>
+        <w:t>□ 看过 graph slice 后，上下文不足时会调用 /context/related-context。</w:t>
       </w:r>
     </w:p>
     <w:p>
